--- a/course_data_2025/Projects/BMA project- orders of mutations.docx
+++ b/course_data_2025/Projects/BMA project- orders of mutations.docx
@@ -1,13 +1,16 @@
 
 <file path=word/document.xml><?xml version="1.0" encoding="utf-8"?>
-<w:document xmlns:wpc="http://schemas.microsoft.com/office/word/2010/wordprocessingCanvas" xmlns:cx="http://schemas.microsoft.com/office/drawing/2014/chartex" xmlns:cx1="http://schemas.microsoft.com/office/drawing/2015/9/8/chartex" xmlns:cx2="http://schemas.microsoft.com/office/drawing/2015/10/21/chartex" xmlns:cx3="http://schemas.microsoft.com/office/drawing/2016/5/9/chartex" xmlns:cx4="http://schemas.microsoft.com/office/drawing/2016/5/10/chartex" xmlns:cx5="http://schemas.microsoft.com/office/drawing/2016/5/11/chartex" xmlns:cx6="http://schemas.microsoft.com/office/drawing/2016/5/12/chartex" xmlns:cx7="http://schemas.microsoft.com/office/drawing/2016/5/13/chartex" xmlns:cx8="http://schemas.microsoft.com/office/drawing/2016/5/14/chartex" xmlns:mc="http://schemas.openxmlformats.org/markup-compatibility/2006" xmlns:aink="http://schemas.microsoft.com/office/drawing/2016/ink" xmlns:am3d="http://schemas.microsoft.com/office/drawing/2017/model3d" xmlns:o="urn:schemas-microsoft-com:office:office" xmlns:r="http://schemas.openxmlformats.org/officeDocument/2006/relationships" xmlns:m="http://schemas.openxmlformats.org/officeDocument/2006/math" xmlns:v="urn:schemas-microsoft-com:vml" xmlns:wp14="http://schemas.microsoft.com/office/word/2010/wordprocessingDrawing" xmlns:wp="http://schemas.openxmlformats.org/drawingml/2006/wordprocessingDrawing" xmlns:w10="urn:schemas-microsoft-com:office:word" xmlns:w="http://schemas.openxmlformats.org/wordprocessingml/2006/main" xmlns:w14="http://schemas.microsoft.com/office/word/2010/wordml" xmlns:w15="http://schemas.microsoft.com/office/word/2012/wordml" xmlns:w16cex="http://schemas.microsoft.com/office/word/2018/wordml/cex" xmlns:w16cid="http://schemas.microsoft.com/office/word/2016/wordml/cid" xmlns:w16="http://schemas.microsoft.com/office/word/2018/wordml" xmlns:w16sdtdh="http://schemas.microsoft.com/office/word/2020/wordml/sdtdatahash" xmlns:w16se="http://schemas.microsoft.com/office/word/2015/wordml/symex" xmlns:wpg="http://schemas.microsoft.com/office/word/2010/wordprocessingGroup" xmlns:wpi="http://schemas.microsoft.com/office/word/2010/wordprocessingInk" xmlns:wne="http://schemas.microsoft.com/office/word/2006/wordml" xmlns:wps="http://schemas.microsoft.com/office/word/2010/wordprocessingShape" mc:Ignorable="w14 w15 w16se w16cid w16 w16cex w16sdtdh wp14">
+<w:document xmlns:wpc="http://schemas.microsoft.com/office/word/2010/wordprocessingCanvas" xmlns:cx="http://schemas.microsoft.com/office/drawing/2014/chartex" xmlns:cx1="http://schemas.microsoft.com/office/drawing/2015/9/8/chartex" xmlns:cx2="http://schemas.microsoft.com/office/drawing/2015/10/21/chartex" xmlns:cx3="http://schemas.microsoft.com/office/drawing/2016/5/9/chartex" xmlns:cx4="http://schemas.microsoft.com/office/drawing/2016/5/10/chartex" xmlns:cx5="http://schemas.microsoft.com/office/drawing/2016/5/11/chartex" xmlns:cx6="http://schemas.microsoft.com/office/drawing/2016/5/12/chartex" xmlns:cx7="http://schemas.microsoft.com/office/drawing/2016/5/13/chartex" xmlns:cx8="http://schemas.microsoft.com/office/drawing/2016/5/14/chartex" xmlns:mc="http://schemas.openxmlformats.org/markup-compatibility/2006" xmlns:aink="http://schemas.microsoft.com/office/drawing/2016/ink" xmlns:am3d="http://schemas.microsoft.com/office/drawing/2017/model3d" xmlns:o="urn:schemas-microsoft-com:office:office" xmlns:oel="http://schemas.microsoft.com/office/2019/extlst" xmlns:r="http://schemas.openxmlformats.org/officeDocument/2006/relationships" xmlns:m="http://schemas.openxmlformats.org/officeDocument/2006/math" xmlns:v="urn:schemas-microsoft-com:vml" xmlns:wp14="http://schemas.microsoft.com/office/word/2010/wordprocessingDrawing" xmlns:wp="http://schemas.openxmlformats.org/drawingml/2006/wordprocessingDrawing" xmlns:w10="urn:schemas-microsoft-com:office:word" xmlns:w="http://schemas.openxmlformats.org/wordprocessingml/2006/main" xmlns:w14="http://schemas.microsoft.com/office/word/2010/wordml" xmlns:w15="http://schemas.microsoft.com/office/word/2012/wordml" xmlns:w16cex="http://schemas.microsoft.com/office/word/2018/wordml/cex" xmlns:w16cid="http://schemas.microsoft.com/office/word/2016/wordml/cid" xmlns:w16="http://schemas.microsoft.com/office/word/2018/wordml" xmlns:w16du="http://schemas.microsoft.com/office/word/2023/wordml/word16du" xmlns:w16sdtdh="http://schemas.microsoft.com/office/word/2020/wordml/sdtdatahash" xmlns:w16sdtfl="http://schemas.microsoft.com/office/word/2024/wordml/sdtformatlock" xmlns:w16se="http://schemas.microsoft.com/office/word/2015/wordml/symex" xmlns:wpg="http://schemas.microsoft.com/office/word/2010/wordprocessingGroup" xmlns:wpi="http://schemas.microsoft.com/office/word/2010/wordprocessingInk" xmlns:wne="http://schemas.microsoft.com/office/word/2006/wordml" xmlns:wps="http://schemas.microsoft.com/office/word/2010/wordprocessingShape" mc:Ignorable="w14 w15 w16se w16cid w16 w16cex w16sdtdh w16sdtfl w16du wp14">
   <w:body>
     <w:p>
       <w:pPr>
         <w:pStyle w:val="Title"/>
       </w:pPr>
       <w:r>
-        <w:t>Factors controlling the order of mutations in colorectal cancer</w:t>
+        <w:t xml:space="preserve">Factors controlling the order of mutations in </w:t>
+      </w:r>
+      <w:r>
+        <w:t>AML</w:t>
       </w:r>
     </w:p>
     <w:p>
@@ -20,7 +23,25 @@
     </w:p>
     <w:p>
       <w:r>
-        <w:t>As tissues ages, cells accrue mutations. Whilst some mutations lead to cancer, the healthy aged tissue is known to be heavily mutated, and many cancer-associated mutations do not appear to change tissue morphology. It has been proposed that the ordering of mutations may also determine cancer, and in colorectal cancer specific gene interactions have been proposed that may lead to this outcome. In this project you will develop a model of colorectal cancer progression, seeking to explore how gene interactions may explain the apparent importance of orders of mutations.</w:t>
+        <w:t xml:space="preserve">As tissues ages, cells accrue mutations. Whilst some mutations lead to cancer, the healthy aged tissue is known to be heavily mutated, and many cancer-associated mutations do not appear to change tissue morphology. It has been proposed that the ordering of mutations may also determine cancer, and in </w:t>
+      </w:r>
+      <w:r>
+        <w:t>AML</w:t>
+      </w:r>
+      <w:r>
+        <w:t xml:space="preserve"> cancer specific gene interactions have been proposed that may lead to this outcome. In this project you will develop a model of </w:t>
+      </w:r>
+      <w:r>
+        <w:t>AML</w:t>
+      </w:r>
+      <w:r>
+        <w:t xml:space="preserve"> ca</w:t>
+      </w:r>
+      <w:r>
+        <w:t>rcinogenesis</w:t>
+      </w:r>
+      <w:r>
+        <w:t>, seeking to explore how gene interactions may explain the apparent importance of orders of mutations.</w:t>
       </w:r>
     </w:p>
     <w:p>
@@ -61,15 +82,15 @@
         </w:numPr>
       </w:pPr>
       <w:r>
-        <w:t>Construct a specification representing the impact of individual and combinations of mutations. Where order of mutations is important, the specification should include all end states (</w:t>
+        <w:t>Construct a specification representing the impact of individual and combinations of mutations. Where order of mutations is important, the specification should include all end states (i.e. all orders</w:t>
       </w:r>
       <w:proofErr w:type="gramStart"/>
       <w:r>
-        <w:t>i.e.</w:t>
+        <w:t>), and</w:t>
       </w:r>
       <w:proofErr w:type="gramEnd"/>
       <w:r>
-        <w:t xml:space="preserve"> all orders), and should be tested using LTL (e.g. mutant X and eventually mutant Y implies phenotype Z)</w:t>
+        <w:t xml:space="preserve"> should be tested using LTL (e.g. mutant X and eventually mutant Y implies phenotype Z)</w:t>
       </w:r>
       <w:r>
         <w:t>. Be</w:t>
@@ -141,21 +162,7 @@
         <w:pStyle w:val="Heading2"/>
       </w:pPr>
       <w:r>
-        <w:t xml:space="preserve">Relevant </w:t>
-      </w:r>
-      <w:r>
-        <w:t>literature</w:t>
-      </w:r>
-    </w:p>
-    <w:p>
-      <w:r>
-        <w:t>Review “</w:t>
-      </w:r>
-      <w:r>
-        <w:t>Molecular interactions in the Vogelstein model of colorectal carcinoma</w:t>
-      </w:r>
-      <w:r>
-        <w:t xml:space="preserve">” </w:t>
+        <w:t>Relevant literature</w:t>
       </w:r>
     </w:p>
     <w:p>
@@ -164,15 +171,9 @@
           <w:rPr>
             <w:rStyle w:val="Hyperlink"/>
           </w:rPr>
-          <w:t>https://pubmed.ncbi.nlm.nih.gov/10699988/</w:t>
+          <w:t>https://www.sciencedirect.com:5037/science/article/pii/S1535610824003970</w:t>
         </w:r>
       </w:hyperlink>
-      <w:r>
-        <w:t xml:space="preserve"> </w:t>
-      </w:r>
-      <w:r>
-        <w:t xml:space="preserve"> </w:t>
-      </w:r>
     </w:p>
     <w:p>
       <w:hyperlink r:id="rId8" w:history="1">
@@ -180,7 +181,17 @@
           <w:rPr>
             <w:rStyle w:val="Hyperlink"/>
           </w:rPr>
-          <w:t>https://onlinelibrary.wiley.com/doi/10.1002/(SICI)1096-9896(200003)190:4%3C412::AID-PATH533%3E3.0.CO;2-P</w:t>
+          <w:t>https://www.nejm.org/doi/full/10.1056/NEJMoa1412098</w:t>
+        </w:r>
+      </w:hyperlink>
+    </w:p>
+    <w:p>
+      <w:hyperlink r:id="rId9" w:history="1">
+        <w:r>
+          <w:rPr>
+            <w:rStyle w:val="Hyperlink"/>
+          </w:rPr>
+          <w:t>https://www.nature.com/articles/s41467-022-33189-w</w:t>
         </w:r>
       </w:hyperlink>
     </w:p>
@@ -196,7 +207,7 @@
 </file>
 
 <file path=word/numbering.xml><?xml version="1.0" encoding="utf-8"?>
-<w:numbering xmlns:wpc="http://schemas.microsoft.com/office/word/2010/wordprocessingCanvas" xmlns:cx="http://schemas.microsoft.com/office/drawing/2014/chartex" xmlns:cx1="http://schemas.microsoft.com/office/drawing/2015/9/8/chartex" xmlns:cx2="http://schemas.microsoft.com/office/drawing/2015/10/21/chartex" xmlns:cx3="http://schemas.microsoft.com/office/drawing/2016/5/9/chartex" xmlns:cx4="http://schemas.microsoft.com/office/drawing/2016/5/10/chartex" xmlns:cx5="http://schemas.microsoft.com/office/drawing/2016/5/11/chartex" xmlns:cx6="http://schemas.microsoft.com/office/drawing/2016/5/12/chartex" xmlns:cx7="http://schemas.microsoft.com/office/drawing/2016/5/13/chartex" xmlns:cx8="http://schemas.microsoft.com/office/drawing/2016/5/14/chartex" xmlns:mc="http://schemas.openxmlformats.org/markup-compatibility/2006" xmlns:aink="http://schemas.microsoft.com/office/drawing/2016/ink" xmlns:am3d="http://schemas.microsoft.com/office/drawing/2017/model3d" xmlns:o="urn:schemas-microsoft-com:office:office" xmlns:r="http://schemas.openxmlformats.org/officeDocument/2006/relationships" xmlns:m="http://schemas.openxmlformats.org/officeDocument/2006/math" xmlns:v="urn:schemas-microsoft-com:vml" xmlns:wp14="http://schemas.microsoft.com/office/word/2010/wordprocessingDrawing" xmlns:wp="http://schemas.openxmlformats.org/drawingml/2006/wordprocessingDrawing" xmlns:w10="urn:schemas-microsoft-com:office:word" xmlns:w="http://schemas.openxmlformats.org/wordprocessingml/2006/main" xmlns:w14="http://schemas.microsoft.com/office/word/2010/wordml" xmlns:w15="http://schemas.microsoft.com/office/word/2012/wordml" xmlns:w16cex="http://schemas.microsoft.com/office/word/2018/wordml/cex" xmlns:w16cid="http://schemas.microsoft.com/office/word/2016/wordml/cid" xmlns:w16="http://schemas.microsoft.com/office/word/2018/wordml" xmlns:w16sdtdh="http://schemas.microsoft.com/office/word/2020/wordml/sdtdatahash" xmlns:w16se="http://schemas.microsoft.com/office/word/2015/wordml/symex" xmlns:wpg="http://schemas.microsoft.com/office/word/2010/wordprocessingGroup" xmlns:wpi="http://schemas.microsoft.com/office/word/2010/wordprocessingInk" xmlns:wne="http://schemas.microsoft.com/office/word/2006/wordml" xmlns:wps="http://schemas.microsoft.com/office/word/2010/wordprocessingShape" mc:Ignorable="w14 w15 w16se w16cid w16 w16cex w16sdtdh wp14">
+<w:numbering xmlns:wpc="http://schemas.microsoft.com/office/word/2010/wordprocessingCanvas" xmlns:cx="http://schemas.microsoft.com/office/drawing/2014/chartex" xmlns:cx1="http://schemas.microsoft.com/office/drawing/2015/9/8/chartex" xmlns:cx2="http://schemas.microsoft.com/office/drawing/2015/10/21/chartex" xmlns:cx3="http://schemas.microsoft.com/office/drawing/2016/5/9/chartex" xmlns:cx4="http://schemas.microsoft.com/office/drawing/2016/5/10/chartex" xmlns:cx5="http://schemas.microsoft.com/office/drawing/2016/5/11/chartex" xmlns:cx6="http://schemas.microsoft.com/office/drawing/2016/5/12/chartex" xmlns:cx7="http://schemas.microsoft.com/office/drawing/2016/5/13/chartex" xmlns:cx8="http://schemas.microsoft.com/office/drawing/2016/5/14/chartex" xmlns:mc="http://schemas.openxmlformats.org/markup-compatibility/2006" xmlns:aink="http://schemas.microsoft.com/office/drawing/2016/ink" xmlns:am3d="http://schemas.microsoft.com/office/drawing/2017/model3d" xmlns:o="urn:schemas-microsoft-com:office:office" xmlns:oel="http://schemas.microsoft.com/office/2019/extlst" xmlns:r="http://schemas.openxmlformats.org/officeDocument/2006/relationships" xmlns:m="http://schemas.openxmlformats.org/officeDocument/2006/math" xmlns:v="urn:schemas-microsoft-com:vml" xmlns:wp14="http://schemas.microsoft.com/office/word/2010/wordprocessingDrawing" xmlns:wp="http://schemas.openxmlformats.org/drawingml/2006/wordprocessingDrawing" xmlns:w10="urn:schemas-microsoft-com:office:word" xmlns:w="http://schemas.openxmlformats.org/wordprocessingml/2006/main" xmlns:w14="http://schemas.microsoft.com/office/word/2010/wordml" xmlns:w15="http://schemas.microsoft.com/office/word/2012/wordml" xmlns:w16cex="http://schemas.microsoft.com/office/word/2018/wordml/cex" xmlns:w16cid="http://schemas.microsoft.com/office/word/2016/wordml/cid" xmlns:w16="http://schemas.microsoft.com/office/word/2018/wordml" xmlns:w16du="http://schemas.microsoft.com/office/word/2023/wordml/word16du" xmlns:w16sdtdh="http://schemas.microsoft.com/office/word/2020/wordml/sdtdatahash" xmlns:w16sdtfl="http://schemas.microsoft.com/office/word/2024/wordml/sdtformatlock" xmlns:w16se="http://schemas.microsoft.com/office/word/2015/wordml/symex" xmlns:wpg="http://schemas.microsoft.com/office/word/2010/wordprocessingGroup" xmlns:wpi="http://schemas.microsoft.com/office/word/2010/wordprocessingInk" xmlns:wne="http://schemas.microsoft.com/office/word/2006/wordml" xmlns:wps="http://schemas.microsoft.com/office/word/2010/wordprocessingShape" mc:Ignorable="w14 w15 w16se w16cid w16 w16cex w16sdtdh w16sdtfl w16du wp14">
   <w:abstractNum w:abstractNumId="0" w15:restartNumberingAfterBreak="0">
     <w:nsid w:val="1D016512"/>
     <w:multiLevelType w:val="hybridMultilevel"/>
@@ -310,14 +321,14 @@
       </w:rPr>
     </w:lvl>
   </w:abstractNum>
-  <w:num w:numId="1">
+  <w:num w:numId="1" w16cid:durableId="34627682">
     <w:abstractNumId w:val="0"/>
   </w:num>
 </w:numbering>
 </file>
 
 <file path=word/styles.xml><?xml version="1.0" encoding="utf-8"?>
-<w:styles xmlns:mc="http://schemas.openxmlformats.org/markup-compatibility/2006" xmlns:r="http://schemas.openxmlformats.org/officeDocument/2006/relationships" xmlns:w="http://schemas.openxmlformats.org/wordprocessingml/2006/main" xmlns:w14="http://schemas.microsoft.com/office/word/2010/wordml" xmlns:w15="http://schemas.microsoft.com/office/word/2012/wordml" xmlns:w16cex="http://schemas.microsoft.com/office/word/2018/wordml/cex" xmlns:w16cid="http://schemas.microsoft.com/office/word/2016/wordml/cid" xmlns:w16="http://schemas.microsoft.com/office/word/2018/wordml" xmlns:w16sdtdh="http://schemas.microsoft.com/office/word/2020/wordml/sdtdatahash" xmlns:w16se="http://schemas.microsoft.com/office/word/2015/wordml/symex" mc:Ignorable="w14 w15 w16se w16cid w16 w16cex w16sdtdh">
+<w:styles xmlns:mc="http://schemas.openxmlformats.org/markup-compatibility/2006" xmlns:r="http://schemas.openxmlformats.org/officeDocument/2006/relationships" xmlns:w="http://schemas.openxmlformats.org/wordprocessingml/2006/main" xmlns:w14="http://schemas.microsoft.com/office/word/2010/wordml" xmlns:w15="http://schemas.microsoft.com/office/word/2012/wordml" xmlns:w16cex="http://schemas.microsoft.com/office/word/2018/wordml/cex" xmlns:w16cid="http://schemas.microsoft.com/office/word/2016/wordml/cid" xmlns:w16="http://schemas.microsoft.com/office/word/2018/wordml" xmlns:w16du="http://schemas.microsoft.com/office/word/2023/wordml/word16du" xmlns:w16sdtdh="http://schemas.microsoft.com/office/word/2020/wordml/sdtdatahash" xmlns:w16sdtfl="http://schemas.microsoft.com/office/word/2024/wordml/sdtformatlock" xmlns:w16se="http://schemas.microsoft.com/office/word/2015/wordml/symex" mc:Ignorable="w14 w15 w16se w16cid w16 w16cex w16sdtdh w16sdtfl w16du">
   <w:docDefaults>
     <w:rPrDefault>
       <w:rPr>
